--- a/Task 3/Task3a_Observation1_LL-000020922_Krzysztoszek_Z - Copy.docx
+++ b/Task 3/Task3a_Observation1_LL-000020922_Krzysztoszek_Z - Copy.docx
@@ -182,7 +182,7 @@
                   <w:sz w:val="28"/>
                   <w:szCs w:val="28"/>
                 </w:rPr>
-                <w:t>Hassan</w:t>
+                <w:t>Observation 1</w:t>
               </w:r>
             </w:p>
           </w:sdtContent>
@@ -2874,6 +2874,7 @@
     <w:rsid w:val="003E4643"/>
     <w:rsid w:val="007307BE"/>
     <w:rsid w:val="00AD3399"/>
+    <w:rsid w:val="00D22CC4"/>
   </w:rsids>
   <m:mathPr>
     <m:mathFont m:val="Cambria Math"/>
